--- a/reference/결제방식_검토_인앱결제_사업자등록_해외플랫폼_2026-08-29.docx
+++ b/reference/결제방식_검토_인앱결제_사업자등록_해외플랫폼_2026-08-29.docx
@@ -27,7 +27,7 @@
           <w:sz w:val="24"/>
           <w:szCs w:val="24"/>
         </w:rPr>
-        <w:t xml:space="preserve">인앱결제 vs 웹 PG(사업자등록) vs 해외 플랫폼 — 2026-08-29</w:t>
+        <w:t xml:space="preserve">인앱결제 vs 웹 PG(사업자등록) vs 해외 플랫폼 — 2026-08-29 (2026-08-29 갱신: PC 입력+동기화 후속 검토 추가)</w:t>
       </w:r>
     </w:p>
     <w:p>
@@ -1708,6 +1708,285 @@
       </w:pPr>
       <w:r>
         <w:t xml:space="preserve">iOS와 해외 플랫폼은 각각 특수한 상황(스토어 노출이 꼭 필요하거나, 해외 사용자가 주 타깃일 때)에서만 우선순위를 올려 고려</w:t>
+      </w:r>
+    </w:p>
+    <w:p>
+      <w:pPr>
+        <w:pStyle w:val="Heading1"/>
+        <w:spacing w:after="200" w:before="400"/>
+      </w:pPr>
+      <w:r>
+        <w:t xml:space="preserve">7. 후속 검토 — "PC 입력 + 자동 동기화" 유료 상품안 (2026-08-29 추가)</w:t>
+      </w:r>
+    </w:p>
+    <w:p>
+      <w:pPr>
+        <w:pStyle w:val="Heading2"/>
+        <w:spacing w:after="150" w:before="300"/>
+      </w:pPr>
+      <w:r>
+        <w:t xml:space="preserve">7-1. 아이디어 배경</w:t>
+      </w:r>
+    </w:p>
+    <w:p>
+      <w:pPr>
+        <w:spacing w:after="120"/>
+      </w:pPr>
+      <w:r>
+        <w:t xml:space="preserve">앱의 핵심가치는 "개인화된 문장 수집"인데, 문장을 많이 넣으려면 폰 타자가 느려 불편하다는 점이 확인됨(사용자 확인: "폰 타자가 느려서 불편"). 이는 기존에 검토했던 4개 유료 후보(클라우드 백업·태그관리·통계리포트·테마 커스터마이징)보다 핵심가치와 더 직접적으로 연결된 아이디어다.</w:t>
+      </w:r>
+    </w:p>
+    <w:p>
+      <w:pPr>
+        <w:spacing w:after="120"/>
+      </w:pPr>
+      <w:r>
+        <w:t xml:space="preserve">실제로 Playwright로 데스크톱 폭(1600px) 화면을 확인한 결과, 반응형 CSS가 없어 PC 브라우저에서 문장추가 화면 등이 화면 끝까지 늘어나 깨져 보이는 문제를 확인했다. 이 문제는 "PC에서 안 깨지게 고치는 것"(무료 버그 수정, 2026-08-29 즉시 반영 완료)과 "PC 키보드로 여러 문장을 빠르게 입력하는 전용 UI"(유료 후보)로 분리해서 접근하기로 함.</w:t>
+      </w:r>
+    </w:p>
+    <w:p>
+      <w:pPr>
+        <w:pStyle w:val="Heading2"/>
+        <w:spacing w:after="150" w:before="300"/>
+      </w:pPr>
+      <w:r>
+        <w:t xml:space="preserve">7-2. 로그인이 필요한 이유</w:t>
+      </w:r>
+    </w:p>
+    <w:p>
+      <w:pPr>
+        <w:spacing w:after="120"/>
+      </w:pPr>
+      <w:r>
+        <w:t xml:space="preserve">LocalStorage는 기기(브라우저)별로 분리 저장되므로, PC에서 입력한 문장은 PC 브라우저에만 남고 실제 학습을 하는 폰에는 자동으로 반영되지 않는다. 이 기능이 실제로 유용하려면 PC와 폰 사이에 데이터를 옮겨줄 다리가 필요한데, 이미 구현된 로그인+클라우드 백업(체크리스트 18번)이 그 역할을 한다.</w:t>
+      </w:r>
+    </w:p>
+    <w:p>
+      <w:pPr>
+        <w:spacing w:after="120"/>
+      </w:pPr>
+      <w:r>
+        <w:t xml:space="preserve">로그인 없이 만들 수도 있으나(PC에서 TSV 파일로 내보내기 → 파일을 폰으로 옮겨 가져오기), 수동 파일 전달 과정이 필요해 "편리함"이라는 상품성이 크게 희석된다. 따라서 이 기능은 사실상 "PC 입력 + 로그인 기반 클라우드 동기화"가 한 세트로 묶이는 구조다.</w:t>
+      </w:r>
+    </w:p>
+    <w:p>
+      <w:pPr>
+        <w:pStyle w:val="Heading2"/>
+        <w:spacing w:after="150" w:before="300"/>
+      </w:pPr>
+      <w:r>
+        <w:t xml:space="preserve">7-3. 가격 및 판매 방식 (검토안)</w:t>
+      </w:r>
+    </w:p>
+    <w:p>
+      <w:pPr>
+        <w:pStyle w:val="ListParagraph"/>
+        <w:numPr>
+          <w:ilvl w:val="0"/>
+          <w:numId w:val="1"/>
+        </w:numPr>
+        <w:spacing w:after="80"/>
+      </w:pPr>
+      <w:r>
+        <w:t xml:space="preserve">결제 방식: 1회성 결제 (구독 아님)</w:t>
+      </w:r>
+    </w:p>
+    <w:p>
+      <w:pPr>
+        <w:pStyle w:val="ListParagraph"/>
+        <w:numPr>
+          <w:ilvl w:val="0"/>
+          <w:numId w:val="1"/>
+        </w:numPr>
+        <w:spacing w:after="80"/>
+      </w:pPr>
+      <w:r>
+        <w:t xml:space="preserve">예상 가격대: 몇천원대</w:t>
+      </w:r>
+    </w:p>
+    <w:p>
+      <w:pPr>
+        <w:pStyle w:val="ListParagraph"/>
+        <w:numPr>
+          <w:ilvl w:val="0"/>
+          <w:numId w:val="1"/>
+        </w:numPr>
+        <w:spacing w:after="80"/>
+      </w:pPr>
+      <w:r>
+        <w:t xml:space="preserve">"PC 입력 + 자동 동기화"를 하나의 잠금해제 상품으로 묶는 안</w:t>
+      </w:r>
+    </w:p>
+    <w:p>
+      <w:pPr>
+        <w:pStyle w:val="Heading2"/>
+        <w:spacing w:after="150" w:before="300"/>
+      </w:pPr>
+      <w:r>
+        <w:t xml:space="preserve">7-4. 리스크</w:t>
+      </w:r>
+    </w:p>
+    <w:p>
+      <w:pPr>
+        <w:spacing w:after="100"/>
+      </w:pPr>
+      <w:r>
+        <w:rPr>
+          <w:b/>
+          <w:bCs/>
+        </w:rPr>
+        <w:t xml:space="preserve">1) "자동 동기화"라는 이름과 실제 동작의 괴리 (가장 중요)</w:t>
+      </w:r>
+      <w:r>
+        <w:t xml:space="preserve"/>
+      </w:r>
+    </w:p>
+    <w:p>
+      <w:pPr>
+        <w:spacing w:after="120"/>
+      </w:pPr>
+      <w:r>
+        <w:t xml:space="preserve">현재 구현된 "클라우드에서 복원"은 로컬 문장을 통째로 덮어쓰는 방식이다. PC에서 입력한 뒤 동기화했는데 그사이 폰에서도 문장을 추가/수정해뒀다면 덮어써져 사라질 수 있다. "자동 동기화"라는 이름을 걸고 유료로 판매하면 사용자는 "똑똑하게 병합해줄 것"을 기대하기 쉬운데, 실제로는 수동 버튼+전체 교체 방식이라 기대와 실제 동작 사이 괴리가 생겨 데이터 유실 클레임으로 이어질 수 있다.</w:t>
+      </w:r>
+    </w:p>
+    <w:p>
+      <w:pPr>
+        <w:spacing w:after="100"/>
+      </w:pPr>
+      <w:r>
+        <w:rPr>
+          <w:b/>
+          <w:bCs/>
+        </w:rPr>
+        <w:t xml:space="preserve">2) 결제 검증 인프라 신규 필요</w:t>
+      </w:r>
+      <w:r>
+        <w:t xml:space="preserve"/>
+      </w:r>
+    </w:p>
+    <w:p>
+      <w:pPr>
+        <w:spacing w:after="120"/>
+      </w:pPr>
+      <w:r>
+        <w:t xml:space="preserve">지금까지의 로그인+백업은 무료 공개라 구매 여부를 가릴 필요가 없었지만, 유료화하면 실제 구매자인지 서버에서 검증하는 로직이 새로 필요하다(예: Android IAP 영수증 검증). 지금까지 구현한 것보다 한 단계 높은 엔지니어링 난이도.</w:t>
+      </w:r>
+    </w:p>
+    <w:p>
+      <w:pPr>
+        <w:spacing w:after="100"/>
+      </w:pPr>
+      <w:r>
+        <w:rPr>
+          <w:b/>
+          <w:bCs/>
+        </w:rPr>
+        <w:t xml:space="preserve">3) 환불 처리</w:t>
+      </w:r>
+      <w:r>
+        <w:t xml:space="preserve"/>
+      </w:r>
+    </w:p>
+    <w:p>
+      <w:pPr>
+        <w:spacing w:after="120"/>
+      </w:pPr>
+      <w:r>
+        <w:t xml:space="preserve">Play 스토어는 구매 후 일정 기간 내 환불 요청 시 자동/수동으로 처리되는데, 이미 PC 입력+동기화 기능을 사용해 데이터가 넘어간 상태에서 환불되면 "잠금은 풀렸는데 결제는 취소됨" 상태를 어떻게 처리할지 정책이 필요하다.</w:t>
+      </w:r>
+    </w:p>
+    <w:p>
+      <w:pPr>
+        <w:spacing w:after="100"/>
+      </w:pPr>
+      <w:r>
+        <w:rPr>
+          <w:b/>
+          <w:bCs/>
+        </w:rPr>
+        <w:t xml:space="preserve">4) 단가 대비 손익</w:t>
+      </w:r>
+      <w:r>
+        <w:t xml:space="preserve"/>
+      </w:r>
+    </w:p>
+    <w:p>
+      <w:pPr>
+        <w:spacing w:after="120"/>
+      </w:pPr>
+      <w:r>
+        <w:t xml:space="preserve">몇천원에서 스토어 수수료(15~30%)를 떼면 실수익은 더 작아진다. 소액이라 가능성 검증 목적으로는 무리 없으나, 의미 있는 수익을 내려면 상당한 판매량이 필요하다.</w:t>
+      </w:r>
+    </w:p>
+    <w:p>
+      <w:pPr>
+        <w:spacing w:after="100"/>
+      </w:pPr>
+      <w:r>
+        <w:rPr>
+          <w:b/>
+          <w:bCs/>
+        </w:rPr>
+        <w:t xml:space="preserve">5) Firestore 무료 등급 초과 가능성</w:t>
+      </w:r>
+      <w:r>
+        <w:t xml:space="preserve"/>
+      </w:r>
+    </w:p>
+    <w:p>
+      <w:pPr>
+        <w:spacing w:after="120"/>
+      </w:pPr>
+      <w:r>
+        <w:t xml:space="preserve">현재는 개인 백업 용도라 무료 한도(Spark) 안에서 충분하지만, 실사용자가 늘고 PC↔폰 동기화가 빈번해지면 읽기/쓰기 횟수가 늘어 유료 등급(Blaze) 전환이 필요해질 수 있다. 팔리면 좋은 문제이지만 미리 대비는 필요하다.</w:t>
+      </w:r>
+    </w:p>
+    <w:p>
+      <w:pPr>
+        <w:pStyle w:val="Heading2"/>
+        <w:spacing w:after="150" w:before="300"/>
+      </w:pPr>
+      <w:r>
+        <w:t xml:space="preserve">7-5. 정리</w:t>
+      </w:r>
+    </w:p>
+    <w:p>
+      <w:pPr>
+        <w:pStyle w:val="ListParagraph"/>
+        <w:numPr>
+          <w:ilvl w:val="0"/>
+          <w:numId w:val="1"/>
+        </w:numPr>
+        <w:spacing w:after="80"/>
+      </w:pPr>
+      <w:r>
+        <w:t xml:space="preserve">1번(동기화 방식과 상품명 사이의 기대 괴리)이 상품화 전에 가장 먼저 손봐야 할 부분</w:t>
+      </w:r>
+    </w:p>
+    <w:p>
+      <w:pPr>
+        <w:pStyle w:val="ListParagraph"/>
+        <w:numPr>
+          <w:ilvl w:val="0"/>
+          <w:numId w:val="1"/>
+        </w:numPr>
+        <w:spacing w:after="80"/>
+      </w:pPr>
+      <w:r>
+        <w:t xml:space="preserve">나머지 리스크(결제 검증·환불·손익·Firestore 한도)는 실제 판매를 시작하는 시점에 순차적으로 대응 가능</w:t>
+      </w:r>
+    </w:p>
+    <w:p>
+      <w:pPr>
+        <w:pStyle w:val="ListParagraph"/>
+        <w:numPr>
+          <w:ilvl w:val="0"/>
+          <w:numId w:val="1"/>
+        </w:numPr>
+        <w:spacing w:after="80"/>
+      </w:pPr>
+      <w:r>
+        <w:t xml:space="preserve">상품화에 앞서, 기존에 논의한 "가짜 결제 버튼" 등으로 이 아이디어에 대한 수요 신호를 먼저 확인하는 것을 권장</w:t>
       </w:r>
     </w:p>
     <w:p>
